--- a/az/discovery-articles/6.25 Velosiped.docx
+++ b/az/discovery-articles/6.25 Velosiped.docx
@@ -4,564 +4,374 @@
   <w:body>
     <w:p>
       <w:pPr>
-        <w:keepNext/>
-        <w:spacing w:before="280" w:after="120"/>
+        <w:pStyle w:val="Title"/>
+        <w:widowControl/>
       </w:pPr>
       <w:r>
-        <w:rPr>
-          <w:rFonts w:ascii="Calibri" w:hAnsi="Calibri" w:eastAsia="Calibri"/>
-          <w:b/>
-          <w:i w:val="0"/>
-          <w:color w:val="004E8C"/>
-          <w:sz w:val="44"/>
-        </w:rPr>
         <w:t>6.25 Velosiped</w:t>
       </w:r>
     </w:p>
     <w:p>
       <w:pPr>
-        <w:spacing w:after="80"/>
+        <w:keepNext/>
+        <w:widowControl/>
       </w:pPr>
       <w:r>
         <w:rPr>
-          <w:rFonts w:ascii="Calibri" w:hAnsi="Calibri" w:eastAsia="Calibri"/>
-          <w:b w:val="0"/>
-          <w:i/>
-          <w:color w:val="505050"/>
-          <w:sz w:val="22"/>
+          <w:sz w:val="20"/>
         </w:rPr>
-        <w:t>6. Rəqəmsal texnologiyalar, kosmos və rabitə</w:t>
-      </w:r>
-    </w:p>
-    <w:p>
-      <w:pPr>
-        <w:spacing w:after="200"/>
-      </w:pPr>
-      <w:r>
-        <w:rPr>
-          <w:rFonts w:ascii="Calibri" w:hAnsi="Calibri" w:eastAsia="Calibri"/>
-          <w:b w:val="0"/>
-          <w:i/>
-          <w:sz w:val="22"/>
-        </w:rPr>
-        <w:t>Dövr: təxminən 1817-ci il (Dreysin yeriş maşını); 1860-cı illərdə pedallar; 1880-ci illərdə zəncir ötürücülü təhlükəsiz velosiped; sonrakı dövrdə kütləvi yayılma | Əsas simalar: Karl Dreys; Pyer və Ernest Mişo; Con Kemp Starli; dünyanın müxtəlif ölkələrində şin və çərçivə istehsalçıları</w:t>
-      </w:r>
-    </w:p>
-    <w:p>
-      <w:pPr>
-        <w:spacing w:after="160" w:line="276" w:lineRule="auto"/>
-      </w:pPr>
-      <w:r>
-        <w:rPr>
-          <w:rFonts w:ascii="Calibri" w:hAnsi="Calibri" w:eastAsia="Calibri"/>
-          <w:b w:val="0"/>
-          <w:i w:val="0"/>
-          <w:sz w:val="22"/>
-        </w:rPr>
-        <w:t>Velosiped sükanla idarə olunan, pedal və adətən zəncir ötürücüsü ilə hərəkətə gətirilən ikitəkərli nəqliyyat vasitəsidir. O, geniş əhali təbəqələrinə at və ya mühərrik olmadan ucuz, çevik və fərdi hərəkət imkanı verdi.</w:t>
+        <w:t>6 Rəqəmsal texnologiyalar kosmos və rabitə</w:t>
       </w:r>
     </w:p>
     <w:p>
       <w:pPr>
         <w:keepNext/>
-        <w:spacing w:before="240" w:after="120"/>
+        <w:widowControl/>
       </w:pPr>
       <w:r>
         <w:rPr>
-          <w:rFonts w:ascii="Calibri" w:hAnsi="Calibri" w:eastAsia="Calibri"/>
-          <w:b/>
-          <w:i w:val="0"/>
-          <w:color w:val="004E8C"/>
-          <w:sz w:val="28"/>
+          <w:sz w:val="20"/>
         </w:rPr>
-        <w:t>Əsas faktlar</w:t>
+        <w:t>Dövr: təxminən 1817 (drezina); 1860-cı illərdə pedallar; 1880-ci illərdə zəncir ötürücülü təhlükəsiz velosiped; sonralar kütləvi yayılma | Əsas şəxslər: Karl Drez; Pyer və Ernest Mişo; Con Kemp Starli; müxtəlif ölkələrin təkər və çərçivə ustaları</w:t>
+      </w:r>
+    </w:p>
+    <w:p>
+      <w:pPr>
+        <w:widowControl/>
+      </w:pPr>
+      <w:r>
+        <w:t>Velosiped sükanla idarə olunan, pedal və adətən zəncir vasitəsilə insan gücü ilə hərəkətə gələn ikitəkərli nəqliyyat vasitəsidir. Adi insanlara at və ya mühərrik olmadan ucuz və sürətli fərdi hərəkət imkanı verdi.</w:t>
+      </w:r>
+    </w:p>
+    <w:p>
+      <w:pPr>
+        <w:pStyle w:val="Heading1"/>
+        <w:widowControl/>
+      </w:pPr>
+      <w:r>
+        <w:t>Əsas məlumatlar</w:t>
       </w:r>
     </w:p>
     <w:p>
       <w:pPr>
         <w:pStyle w:val="ListBullet"/>
+        <w:widowControl/>
       </w:pPr>
       <w:r>
-        <w:rPr>
-          <w:rFonts w:ascii="Calibri" w:hAnsi="Calibri" w:eastAsia="Calibri"/>
-          <w:b w:val="0"/>
-          <w:i w:val="0"/>
-          <w:sz w:val="22"/>
-        </w:rPr>
-        <w:t>Karl Dreys təxminən 1817-ci ildə ayaqla yerdən təkan verilən, sükanla idarə olunan ikitəkərli qurğu təqdim etdi</w:t>
+        <w:t>Karl Drez təxminən 1817-ci ildə ayaqları yerlə itələyərək hərəkət etdirilən, sükanlı ikitəkərli vasitə təqdim etdi.</w:t>
       </w:r>
     </w:p>
     <w:p>
       <w:pPr>
         <w:pStyle w:val="ListBullet"/>
+        <w:widowControl/>
       </w:pPr>
       <w:r>
-        <w:rPr>
-          <w:rFonts w:ascii="Calibri" w:hAnsi="Calibri" w:eastAsia="Calibri"/>
-          <w:b w:val="0"/>
-          <w:i w:val="0"/>
-          <w:sz w:val="22"/>
-        </w:rPr>
-        <w:t>Pedallı velocipedlər və “sümüksilkələyən” ləqəbli modellər 1860-cı illərdə yayıldı</w:t>
+        <w:t>Pedallı velosipedlər və sərt gedişinə görə «sümüksilkələyən» adlandırılan modellər 1860-cı illərdə yayıldı.</w:t>
       </w:r>
     </w:p>
     <w:p>
       <w:pPr>
         <w:pStyle w:val="ListBullet"/>
+        <w:widowControl/>
       </w:pPr>
       <w:r>
-        <w:rPr>
-          <w:rFonts w:ascii="Calibri" w:hAnsi="Calibri" w:eastAsia="Calibri"/>
-          <w:b w:val="0"/>
-          <w:i w:val="0"/>
-          <w:sz w:val="22"/>
-        </w:rPr>
-        <w:t>Con Kemp Starlinin 1880-ci illərdə yaratdığı təhlükəsiz velosipeddə eyni ölçülü təkərlər və zəncir ötürücüsü işlədilirdi</w:t>
+        <w:t>Con Kemp Starlinin 1880-ci illərdəki təhlükəsiz velosipedi eyni ölçülü təkərlərdən və zəncir ötürməsindən istifadə edirdi.</w:t>
       </w:r>
     </w:p>
     <w:p>
       <w:pPr>
         <w:pStyle w:val="ListBullet"/>
+        <w:widowControl/>
       </w:pPr>
       <w:r>
-        <w:rPr>
-          <w:rFonts w:ascii="Calibri" w:hAnsi="Calibri" w:eastAsia="Calibri"/>
-          <w:b w:val="0"/>
-          <w:i w:val="0"/>
-          <w:sz w:val="22"/>
-        </w:rPr>
-        <w:t>Pnevmatik şinlər və yaxşılaşdırılmış yollar velosipedi gündəlik səfərlər üçün rahat etdi</w:t>
+        <w:t>Hava ilə doldurulan şinlər və yaxşı yollar gündəlik velosiped sürməyi rahatlaşdırdı.</w:t>
       </w:r>
     </w:p>
     <w:p>
       <w:pPr>
         <w:pStyle w:val="ListBullet"/>
+        <w:widowControl/>
       </w:pPr>
       <w:r>
-        <w:rPr>
-          <w:rFonts w:ascii="Calibri" w:hAnsi="Calibri" w:eastAsia="Calibri"/>
-          <w:b w:val="0"/>
-          <w:i w:val="0"/>
-          <w:sz w:val="22"/>
-        </w:rPr>
-        <w:t>Velosiped bir çox şəhərdə əsas nəqliyyat vasitələrindən biri olaraq qalır; onun quruluşu sonrakı motosikletlərin, eləcə də avtomobillərdə sükan və təkər həndəsəsinin inkişafına zəmin yaratdı</w:t>
+        <w:t>Velosiped bir çox şəhərdə mühüm nəqliyyat vasitəsidir; sonrakı motosikletlərə və avtomobilin təkər quruluşuna da zəmin yaratdı.</w:t>
       </w:r>
     </w:p>
     <w:p>
       <w:pPr>
-        <w:keepNext/>
-        <w:spacing w:before="240" w:after="120"/>
+        <w:pStyle w:val="Heading1"/>
+        <w:widowControl/>
       </w:pPr>
       <w:r>
-        <w:rPr>
-          <w:rFonts w:ascii="Calibri" w:hAnsi="Calibri" w:eastAsia="Calibri"/>
-          <w:b/>
-          <w:i w:val="0"/>
-          <w:color w:val="004E8C"/>
-          <w:sz w:val="28"/>
-        </w:rPr>
-        <w:t>Bu nədir və necə işləyir?</w:t>
+        <w:t>Bu nədir</w:t>
       </w:r>
     </w:p>
     <w:p>
       <w:pPr>
-        <w:spacing w:after="160" w:line="276" w:lineRule="auto"/>
+        <w:widowControl/>
       </w:pPr>
       <w:r>
-        <w:rPr>
-          <w:rFonts w:ascii="Calibri" w:hAnsi="Calibri" w:eastAsia="Calibri"/>
-          <w:b w:val="0"/>
-          <w:i w:val="0"/>
-          <w:sz w:val="22"/>
-        </w:rPr>
-        <w:t>Velosiped bir xətt üzərində yerləşən iki təkəri, oturacağı, sükanı və adətən zəncir vasitəsilə arxa təkərə bağlanan dişli çarxı fırladan pedalları olan idarəolunan qurğudur. Sürücü tarazlığı saxlayır, istiqaməti dəyişir və hərəkət üçün güc verir; ötürmələr və əyləclər isə idarəetməni dəqiqləşdirir. Polad, alüminium və ya kompozit materialdan hazırlanan çərçivə səmərəli hərəkəti mümkün edən həndəsi quruluşu qoruyur. Sadə dillə desək, velosiped insanın öz ayaq gücü ilə hərəkət etdirdiyi fərdi nəqliyyat vasitəsidir.</w:t>
+        <w:t>Velosipedin bir xətt üzrə yerləşən iki təkəri, oturacağı, sükanı və pedalları var. Pedallar adətən zəncirlə arxa təkərə bağlı dişli çarxı fırladır. Sürən şəxs tarazlığı saxlayır, istiqaməti seçir və hərəkət gücünü verir; sürət ötürmələri və əyləclər idarəni asanlaşdırır. Polad, alüminium və ya bir neçə materialdan hazırlanan kompozit çərçivə səmərəli hərəkət üçün lazımi quruluşu saxlayır. Sadə desək, bu, öz ayaqlarınızla hərəkət etdirdiyiniz şəxsi nəqliyyatdır.</w:t>
       </w:r>
     </w:p>
     <w:p>
       <w:pPr>
-        <w:keepNext/>
-        <w:spacing w:before="240" w:after="120"/>
+        <w:pStyle w:val="Heading1"/>
+        <w:widowControl/>
       </w:pPr>
       <w:r>
-        <w:rPr>
-          <w:rFonts w:ascii="Calibri" w:hAnsi="Calibri" w:eastAsia="Calibri"/>
-          <w:b/>
-          <w:i w:val="0"/>
-          <w:color w:val="004E8C"/>
-          <w:sz w:val="28"/>
-        </w:rPr>
-        <w:t>Kim kəşf və ya ixtira edib?</w:t>
+        <w:t>Kim kəşf edib və ya yaradıb</w:t>
       </w:r>
     </w:p>
     <w:p>
       <w:pPr>
-        <w:spacing w:after="160" w:line="276" w:lineRule="auto"/>
+        <w:widowControl/>
       </w:pPr>
       <w:r>
-        <w:rPr>
-          <w:rFonts w:ascii="Calibri" w:hAnsi="Calibri" w:eastAsia="Calibri"/>
-          <w:b w:val="0"/>
-          <w:i w:val="0"/>
-          <w:sz w:val="22"/>
-        </w:rPr>
-        <w:t>Karl Dreysin “yeriş maşını” ikitəkərli nəqliyyat ideyasının başlanğıcını qoydu. Mişo emalatxanası kimi fransız istehsalçıları ön təkərə pedallar əlavə etdilər. Con Kemp Starli və Britaniyadakı başqa ustalar zəncir ötürücülü təhlükəsiz velosipedi təkmilləşdirərək müasir quruluşun əsasını yaratdılar. Şin ixtiraçıları, çərçivə ustaları və velosiped klublarının üzvləri sistemi tamamladılar. Velosiped tək bir patentin deyil, ardıcıl fəaliyyət göstərən çoxsaylı emalatxanaların məhsuludur.</w:t>
+        <w:t>Karl Drezin «qaçış maşını» ikitəkərli vasitə ideyasını irəli apardı. Mişo emalatxanası kimi fransız istehsalçılar ön təkərə pedal əlavə etdilər. Britaniyada Con Kemp Starli və başqaları müasir velosipedə nümunə olan zəncir ötürücülü təhlükəsiz modeli təkmilləşdirdilər. Şin ixtiraçıları, çərçivə ustaları və velosiped klublarının üzvləri sistemi tamamladılar. Velosipedin tarixini bir patent deyil, ardıcıl emalatxana yenilikləri yaradıb.</w:t>
       </w:r>
     </w:p>
     <w:p>
       <w:pPr>
-        <w:keepNext/>
-        <w:spacing w:before="240" w:after="120"/>
+        <w:pStyle w:val="Heading1"/>
+        <w:widowControl/>
       </w:pPr>
       <w:r>
-        <w:rPr>
-          <w:rFonts w:ascii="Calibri" w:hAnsi="Calibri" w:eastAsia="Calibri"/>
-          <w:b/>
-          <w:i w:val="0"/>
-          <w:color w:val="004E8C"/>
-          <w:sz w:val="28"/>
-        </w:rPr>
-        <w:t>Nə vaxt və necə yaranıb?</w:t>
+        <w:t>Nə vaxt və necə yaranıb</w:t>
       </w:r>
     </w:p>
     <w:p>
       <w:pPr>
-        <w:spacing w:after="160" w:line="276" w:lineRule="auto"/>
+        <w:widowControl/>
       </w:pPr>
       <w:r>
-        <w:rPr>
-          <w:rFonts w:ascii="Calibri" w:hAnsi="Calibri" w:eastAsia="Calibri"/>
-          <w:b w:val="0"/>
-          <w:i w:val="0"/>
-          <w:sz w:val="22"/>
-        </w:rPr>
-        <w:t>1817-ci ildən sonra Avropada əyləncə üçün nəzərdə tutulan müxtəlif modellər meydana çıxdı. 1860-cı illərin sürətli yayılma dövrü pedal sürməyi dəbə çevirdi; ardınca nəhəng ön təkərli velosipedlər, 1880-ci illərdə isə daha təhlükəsiz rombşəkilli çərçivə gəldi. Pnevmatik şinlər və döşənmiş yollar 1890-cı illərdə velosipedi gündəlik gediş-gəliş vasitəsinə çevirdi. XX əsrdə kütləvi istehsal velosipedi fabrik işçilərinin nəqliyyatına və inkişaf etməkdə olan ölkələrin küçələrinə gətirdi. Sonralar elektrik köməkçi mühərrikləri məsafəni artırdı, lakin ayaq gücünə əsaslanan mahiyyəti aradan qaldırmadı.</w:t>
+        <w:t>1817-ci ildən sonra Avropada əyləncə üçün belə vasitələr göründü. 1860-cı illərdə pedal sürmək dəbə mindi. Sonra böyük ön təkərli modellər, 1880-ci illərdə isə daha təhlükəsiz rombşəkilli çərçivə yarandı. Hava şinləri və döşənmiş yollar 1890-cı illərdə velosipedi işə gedib-gəlmə vasitəsinə çevirdi. XX əsrin kütləvi istehsalı onu zavod işçilərinə və inkişaf etməkdə olan ölkələrin küçələrinə gətirdi. Sonralar köməkçi elektrik mühərriki insan gücünün əsas rolunu saxlayaraq məsafəni artırdı.</w:t>
       </w:r>
     </w:p>
     <w:p>
       <w:pPr>
-        <w:keepNext/>
-        <w:spacing w:before="240" w:after="120"/>
+        <w:pStyle w:val="Heading1"/>
+        <w:widowControl/>
       </w:pPr>
       <w:r>
-        <w:rPr>
-          <w:rFonts w:ascii="Calibri" w:hAnsi="Calibri" w:eastAsia="Calibri"/>
-          <w:b/>
-          <w:i w:val="0"/>
-          <w:color w:val="004E8C"/>
-          <w:sz w:val="28"/>
-        </w:rPr>
-        <w:t>Elmi əhəmiyyəti</w:t>
+        <w:t>Elm üçün əhəmiyyəti</w:t>
       </w:r>
     </w:p>
     <w:p>
       <w:pPr>
-        <w:spacing w:after="160" w:line="276" w:lineRule="auto"/>
+        <w:widowControl/>
       </w:pPr>
       <w:r>
-        <w:rPr>
-          <w:rFonts w:ascii="Calibri" w:hAnsi="Calibri" w:eastAsia="Calibri"/>
-          <w:b w:val="0"/>
-          <w:i w:val="0"/>
-          <w:sz w:val="22"/>
-        </w:rPr>
-        <w:t>Velosiped əzələ gücünün az yuvarlanma müqaviməti ilə məsafəyə son dərəcə səmərəli çevrilməsini göstərir. Boru konstruksiyaları, podşipniklər və təkər millərinin gərginliyi materialşünaslığa mühüm praktik təcrübə qazandırdı. Nəqliyyat mühəndisliyi və ictimai sağlamlıq tədqiqatlarında velosipeddən istifadə payı və onun fiziki hazırlığa təsiri bu gün də ölçülür. Elmi baxımdan velosiped ling prinsipinin, tarazlığın və insan enerjisi ilə hərəkətin aydın nümunəsidir.</w:t>
+        <w:t>Velosiped əzələ işini az yuvarlanma müqaviməti ilə səmərəli hərəkətə çevirir. Borular, yastıqlar və millərin gərilməsi materialşünaslıq üçün praktik dərslər verdi. Nəqliyyat mühəndisliyi və ictimai sağlamlıq tədqiqatları velosipeddən istifadə payını və fiziki sağlamlığa təsirini ölçür. Velosiped lingin, tarazlığın və insan enerjisindən istifadənin aydın nümunəsidir.</w:t>
       </w:r>
     </w:p>
     <w:p>
       <w:pPr>
-        <w:keepNext/>
-        <w:spacing w:before="240" w:after="120"/>
+        <w:pStyle w:val="Heading1"/>
+        <w:widowControl/>
       </w:pPr>
       <w:r>
-        <w:rPr>
-          <w:rFonts w:ascii="Calibri" w:hAnsi="Calibri" w:eastAsia="Calibri"/>
-          <w:b/>
-          <w:i w:val="0"/>
-          <w:color w:val="004E8C"/>
-          <w:sz w:val="28"/>
-        </w:rPr>
         <w:t>Sonrakı inkişafa təsiri</w:t>
       </w:r>
     </w:p>
     <w:p>
       <w:pPr>
-        <w:spacing w:after="160" w:line="276" w:lineRule="auto"/>
+        <w:widowControl/>
       </w:pPr>
       <w:r>
-        <w:rPr>
-          <w:rFonts w:ascii="Calibri" w:hAnsi="Calibri" w:eastAsia="Calibri"/>
-          <w:b w:val="0"/>
-          <w:i w:val="0"/>
-          <w:sz w:val="22"/>
-        </w:rPr>
-        <w:t>Motosiklet və ilk avtomobil istehsalçıları boru çərçivələri, zəncirləri və təkərləri velosiped emalatxanalarından mənimsədilər. Qadın geyimində islahat və sərbəst hərəkət kampaniyaları təhlükəsiz velosipedin yayılması ilə gücləndi. Şəhərsalma iqlim və tıxac problemlərinin həlli kimi velosiped zolaqlarına yenidən üz tutur. Komponent standartları dünyanın müxtəlif yerlərində istehsal olunan çərçivə və hissələri bir sistemdə birləşdirməyə imkan verir.</w:t>
+        <w:t>Motosiklet və ilk avtomobillər velosiped emalatxanalarının borularından, zəncirlərindən və təkərlərindən faydalandı. Təhlükəsiz velosiped qadın geyiminin rahatlaşdırılması və müstəqil hərəkət imkanları uğrunda təşəbbüslərlə yanaşı yayıldı. Şəhərsalma indi velosiped yollarını iqlimə təsiri və tıxacları azaltmaq vasitəsi kimi yenidən qiymətləndirir. Hissələrin standartlaşdırılması müxtəlif ölkələrdə istehsal olunan çərçivə və mexanizmlərin birləşdirilməsinə imkan verir.</w:t>
       </w:r>
     </w:p>
     <w:p>
       <w:pPr>
-        <w:keepNext/>
-        <w:spacing w:before="240" w:after="120"/>
+        <w:pStyle w:val="Heading1"/>
+        <w:widowControl/>
       </w:pPr>
       <w:r>
-        <w:rPr>
-          <w:rFonts w:ascii="Calibri" w:hAnsi="Calibri" w:eastAsia="Calibri"/>
-          <w:b/>
-          <w:i w:val="0"/>
-          <w:color w:val="004E8C"/>
-          <w:sz w:val="28"/>
-        </w:rPr>
-        <w:t>İnsan həyatını necə dəyişdi?</w:t>
+        <w:t>İnsan həyatını necə dəyişib</w:t>
       </w:r>
     </w:p>
     <w:p>
       <w:pPr>
-        <w:spacing w:after="160" w:line="276" w:lineRule="auto"/>
+        <w:widowControl/>
       </w:pPr>
       <w:r>
-        <w:rPr>
-          <w:rFonts w:ascii="Calibri" w:hAnsi="Calibri" w:eastAsia="Calibri"/>
-          <w:b w:val="0"/>
-          <w:i w:val="0"/>
-          <w:sz w:val="22"/>
-        </w:rPr>
-        <w:t>İşçilər daha uzaqdakı iş yerlərinə çata bildi, uşaqlar böyüklərin müşayiəti olmadan daha geniş ərazidə hərəkət etdi, ikitəkər üzərində tanışlıq və səyahət mədəniyyəti yarandı. Şəhərlər insanların hər gün velosipedlə qət edə bildiyi marşrutların ətrafında sıxlaşdı. Sürətlə yanaşı xəsarətlər və yol münaqişələri də meydana çıxdı. Bununla belə, velosiped milyardlarla insan üçün hələ də qapıdan-qapıya ən ucuz nəqliyyat vasitəsidir.</w:t>
+        <w:t>İşçilər daha uzaqdakı işlərə çata, uşaqlar böyüklərin müşayiəti olmadan daha geniş ərazidə hərəkət edə bildilər. Tanışlıq və səyahət mədəniyyəti də iki təkər üzərində inkişaf etdi. Şəhərlərdə velosipedlə gündəlik qət edilə bilən yollar boyunca məskunlaşma sıxlaşdı. Sürətlə birlikdə xəsarətlər və yolda qarşıdurmalar da gəldi. Bununla belə, milyardlarla insan üçün velosiped qapıdan-qapıya getməyin ən ucuz mexaniki vasitəsi olaraq qalır.</w:t>
       </w:r>
     </w:p>
     <w:p>
       <w:pPr>
-        <w:keepNext/>
-        <w:spacing w:before="240" w:after="120"/>
+        <w:pStyle w:val="Heading1"/>
+        <w:widowControl/>
       </w:pPr>
       <w:r>
-        <w:rPr>
-          <w:rFonts w:ascii="Calibri" w:hAnsi="Calibri" w:eastAsia="Calibri"/>
-          <w:b/>
-          <w:i w:val="0"/>
-          <w:color w:val="004E8C"/>
-          <w:sz w:val="28"/>
-        </w:rPr>
         <w:t>Mənbələr və istinadlar</w:t>
       </w:r>
     </w:p>
     <w:p>
       <w:pPr>
-        <w:keepNext/>
-        <w:spacing w:before="240" w:after="120"/>
+        <w:pStyle w:val="Heading2"/>
+        <w:widowControl/>
       </w:pPr>
       <w:r>
         <w:rPr>
-          <w:rFonts w:ascii="Calibri" w:hAnsi="Calibri" w:eastAsia="Calibri"/>
-          <w:b/>
-          <w:i w:val="0"/>
-          <w:color w:val="004E8C"/>
-          <w:sz w:val="24"/>
+          <w:sz w:val="20"/>
         </w:rPr>
-        <w:t>A. Kitablar və əsas elmi əsərlər</w:t>
+        <w:t>A Kitablar və əsas elmi əsərlər</w:t>
       </w:r>
     </w:p>
     <w:p>
       <w:pPr>
-        <w:spacing w:after="80"/>
-        <w:ind w:left="360"/>
+        <w:widowControl/>
       </w:pPr>
       <w:r>
         <w:rPr>
-          <w:rFonts w:ascii="Calibri" w:hAnsi="Calibri" w:eastAsia="Calibri"/>
-          <w:b w:val="0"/>
-          <w:i w:val="0"/>
-          <w:sz w:val="22"/>
+          <w:sz w:val="20"/>
         </w:rPr>
         <w:t>1. Herlihy, David V. Bicycle: The History. New Haven: Yale University Press, 2004.</w:t>
       </w:r>
     </w:p>
     <w:p>
       <w:pPr>
-        <w:keepNext/>
-        <w:spacing w:before="240" w:after="120"/>
+        <w:pStyle w:val="Heading2"/>
+        <w:widowControl/>
       </w:pPr>
       <w:r>
         <w:rPr>
-          <w:rFonts w:ascii="Calibri" w:hAnsi="Calibri" w:eastAsia="Calibri"/>
-          <w:b/>
-          <w:i w:val="0"/>
-          <w:color w:val="004E8C"/>
-          <w:sz w:val="24"/>
+          <w:sz w:val="20"/>
         </w:rPr>
-        <w:t>C. Təşkilatların materialları və ensiklopedik mənbələr</w:t>
+        <w:t>C Qurumların materialları və ensiklopedik mənbələr</w:t>
       </w:r>
     </w:p>
     <w:p>
       <w:pPr>
-        <w:spacing w:after="80"/>
-        <w:ind w:left="360"/>
+        <w:widowControl/>
       </w:pPr>
       <w:r>
         <w:rPr>
-          <w:rFonts w:ascii="Calibri" w:hAnsi="Calibri" w:eastAsia="Calibri"/>
-          <w:b w:val="0"/>
-          <w:i w:val="0"/>
-          <w:sz w:val="22"/>
+          <w:sz w:val="20"/>
         </w:rPr>
-        <w:t>1. Encyclopaedia Britannica. “Bicycle” (“Velosiped”).</w:t>
-      </w:r>
-      <w:r>
-        <w:rPr>
-          <w:rFonts w:ascii="Calibri" w:hAnsi="Calibri" w:eastAsia="Calibri"/>
-          <w:b w:val="0"/>
-          <w:i w:val="0"/>
-          <w:sz w:val="22"/>
-        </w:rPr>
-        <w:t xml:space="preserve"> </w:t>
+        <w:t xml:space="preserve">1. Encyclopaedia Britannica. 'Bicycle.' </w:t>
       </w:r>
       <w:hyperlink r:id="rId9">
         <w:r>
           <w:rPr>
-            <w:rFonts w:ascii="Calibri" w:hAnsi="Calibri" w:eastAsia="Calibri"/>
-            <w:b w:val="0"/>
-            <w:i w:val="0"/>
-            <w:sz w:val="22"/>
-            <w:color w:val="0563C1"/>
-            <w:u w:val="single"/>
+            <w:sz w:val="20"/>
           </w:rPr>
           <w:t>https://www.britannica.com/technology/bicycle</w:t>
         </w:r>
       </w:hyperlink>
+      <w:r>
+        <w:rPr>
+          <w:sz w:val="20"/>
+        </w:rPr>
+      </w:r>
     </w:p>
     <w:p>
       <w:pPr>
-        <w:spacing w:after="80"/>
-        <w:ind w:left="360"/>
+        <w:widowControl/>
       </w:pPr>
       <w:r>
         <w:rPr>
-          <w:rFonts w:ascii="Calibri" w:hAnsi="Calibri" w:eastAsia="Calibri"/>
-          <w:b w:val="0"/>
-          <w:i w:val="0"/>
-          <w:sz w:val="22"/>
+          <w:sz w:val="20"/>
         </w:rPr>
-        <w:t>2. Smithsonian Institution. Velosipedin tarixinə dair seçilmiş materiallar.</w:t>
-      </w:r>
-      <w:r>
-        <w:rPr>
-          <w:rFonts w:ascii="Calibri" w:hAnsi="Calibri" w:eastAsia="Calibri"/>
-          <w:b w:val="0"/>
-          <w:i w:val="0"/>
-          <w:sz w:val="22"/>
-        </w:rPr>
-        <w:t xml:space="preserve"> </w:t>
+        <w:t xml:space="preserve">2. Smithsonian Institution. Bicycle spotlight. </w:t>
       </w:r>
       <w:hyperlink r:id="rId10">
         <w:r>
           <w:rPr>
-            <w:rFonts w:ascii="Calibri" w:hAnsi="Calibri" w:eastAsia="Calibri"/>
-            <w:b w:val="0"/>
-            <w:i w:val="0"/>
-            <w:sz w:val="22"/>
-            <w:color w:val="0563C1"/>
-            <w:u w:val="single"/>
+            <w:sz w:val="20"/>
           </w:rPr>
           <w:t>https://www.si.edu/spotlight/bicycle</w:t>
         </w:r>
       </w:hyperlink>
-    </w:p>
-    <w:p>
-      <w:pPr>
-        <w:keepNext/>
-        <w:spacing w:before="240" w:after="120"/>
-      </w:pPr>
       <w:r>
         <w:rPr>
-          <w:rFonts w:ascii="Calibri" w:hAnsi="Calibri" w:eastAsia="Calibri"/>
-          <w:b/>
-          <w:i w:val="0"/>
-          <w:color w:val="004E8C"/>
-          <w:sz w:val="24"/>
+          <w:sz w:val="20"/>
         </w:rPr>
-        <w:t>D. Muzey, arxiv və kitabxana materialları</w:t>
       </w:r>
     </w:p>
     <w:p>
       <w:pPr>
-        <w:spacing w:after="80"/>
-        <w:ind w:left="360"/>
+        <w:pStyle w:val="Heading2"/>
+        <w:widowControl/>
       </w:pPr>
       <w:r>
         <w:rPr>
-          <w:rFonts w:ascii="Calibri" w:hAnsi="Calibri" w:eastAsia="Calibri"/>
-          <w:b w:val="0"/>
-          <w:i w:val="0"/>
-          <w:sz w:val="22"/>
+          <w:sz w:val="20"/>
         </w:rPr>
-        <w:t>1. Science Museum (London). Velosiped və nəqliyyat kolleksiyaları.</w:t>
+        <w:t>D Muzey arxiv və kitabxana materialları</w:t>
       </w:r>
+    </w:p>
+    <w:p>
+      <w:pPr>
+        <w:widowControl/>
+      </w:pPr>
       <w:r>
         <w:rPr>
-          <w:rFonts w:ascii="Calibri" w:hAnsi="Calibri" w:eastAsia="Calibri"/>
-          <w:b w:val="0"/>
-          <w:i w:val="0"/>
-          <w:sz w:val="22"/>
+          <w:sz w:val="20"/>
         </w:rPr>
-        <w:t xml:space="preserve"> </w:t>
+        <w:t xml:space="preserve">1. Science Museum (London). Bicycle and transport collections. </w:t>
       </w:r>
       <w:hyperlink r:id="rId11">
         <w:r>
           <w:rPr>
-            <w:rFonts w:ascii="Calibri" w:hAnsi="Calibri" w:eastAsia="Calibri"/>
-            <w:b w:val="0"/>
-            <w:i w:val="0"/>
-            <w:sz w:val="22"/>
-            <w:color w:val="0563C1"/>
-            <w:u w:val="single"/>
+            <w:sz w:val="20"/>
           </w:rPr>
           <w:t>https://www.sciencemuseum.org.uk/objects-and-stories</w:t>
         </w:r>
       </w:hyperlink>
+      <w:r>
+        <w:rPr>
+          <w:sz w:val="20"/>
+        </w:rPr>
+      </w:r>
     </w:p>
     <w:p>
       <w:pPr>
-        <w:spacing w:after="80"/>
-        <w:ind w:left="360"/>
+        <w:widowControl/>
       </w:pPr>
       <w:r>
         <w:rPr>
-          <w:rFonts w:ascii="Calibri" w:hAnsi="Calibri" w:eastAsia="Calibri"/>
-          <w:b w:val="0"/>
-          <w:i w:val="0"/>
-          <w:sz w:val="22"/>
+          <w:sz w:val="20"/>
         </w:rPr>
-        <w:t>2. Smithsonian National Museum of American History. America on the Move.</w:t>
-      </w:r>
-      <w:r>
-        <w:rPr>
-          <w:rFonts w:ascii="Calibri" w:hAnsi="Calibri" w:eastAsia="Calibri"/>
-          <w:b w:val="0"/>
-          <w:i w:val="0"/>
-          <w:sz w:val="22"/>
-        </w:rPr>
-        <w:t xml:space="preserve"> </w:t>
+        <w:t xml:space="preserve">2. Smithsonian National Museum of American History. America on the Move. </w:t>
       </w:r>
       <w:hyperlink r:id="rId12">
         <w:r>
           <w:rPr>
-            <w:rFonts w:ascii="Calibri" w:hAnsi="Calibri" w:eastAsia="Calibri"/>
-            <w:b w:val="0"/>
-            <w:i w:val="0"/>
-            <w:sz w:val="22"/>
-            <w:color w:val="0563C1"/>
-            <w:u w:val="single"/>
+            <w:sz w:val="20"/>
           </w:rPr>
           <w:t>https://americanhistory.si.edu/america-on-the-move</w:t>
         </w:r>
       </w:hyperlink>
+      <w:r>
+        <w:rPr>
+          <w:sz w:val="20"/>
+        </w:rPr>
+      </w:r>
     </w:p>
     <w:sectPr>
-      <w:pgSz w:w="12240" w:h="15840"/>
-      <w:pgMar w:top="1296" w:right="1440" w:bottom="1296" w:left="1440" w:header="720" w:footer="720" w:gutter="0"/>
+      <w:footerReference w:type="default" r:id="rId13"/>
+      <w:pgSz w:w="11906" w:h="16838"/>
+      <w:pgMar w:top="1020" w:right="1134" w:bottom="1020" w:left="1134" w:header="720" w:footer="720" w:gutter="0"/>
       <w:cols w:space="720"/>
       <w:docGrid w:linePitch="360"/>
     </w:sectPr>
   </w:body>
 </w:document>
+</file>
+
+<file path=word/footer1.xml><?xml version="1.0" encoding="utf-8"?>
+<w:ftr xmlns:m="http://schemas.openxmlformats.org/officeDocument/2006/math" xmlns:mc="http://schemas.openxmlformats.org/markup-compatibility/2006" xmlns:mo="http://schemas.microsoft.com/office/mac/office/2008/main" xmlns:mv="urn:schemas-microsoft-com:mac:vml" xmlns:o="urn:schemas-microsoft-com:office:office" xmlns:r="http://schemas.openxmlformats.org/officeDocument/2006/relationships" xmlns:v="urn:schemas-microsoft-com:vml" xmlns:w10="urn:schemas-microsoft-com:office:word" xmlns:w14="http://schemas.microsoft.com/office/word/2010/wordml" xmlns:w="http://schemas.openxmlformats.org/wordprocessingml/2006/main" xmlns:wne="http://schemas.microsoft.com/office/word/2006/wordml" xmlns:wp14="http://schemas.microsoft.com/office/word/2010/wordprocessingDrawing" xmlns:wp="http://schemas.openxmlformats.org/drawingml/2006/wordprocessingDrawing" xmlns:wpc="http://schemas.microsoft.com/office/word/2010/wordprocessingCanvas" xmlns:wpg="http://schemas.microsoft.com/office/word/2010/wordprocessingGroup" xmlns:wpi="http://schemas.microsoft.com/office/word/2010/wordprocessingInk" xmlns:wps="http://schemas.microsoft.com/office/word/2010/wordprocessingShape" mc:Ignorable="w14 wp14">
+  <w:p>
+    <w:pPr>
+      <w:pStyle w:val="Footer"/>
+      <w:jc w:val="right"/>
+    </w:pPr>
+    <w:fldSimple w:instr="PAGE"/>
+  </w:p>
+</w:ftr>
 </file>
 
 <file path=word/numbering.xml><?xml version="1.0" encoding="utf-8"?>
@@ -772,7 +582,7 @@
   <w:docDefaults>
     <w:rPrDefault>
       <w:rPr>
-        <w:rFonts w:asciiTheme="minorHAnsi" w:eastAsiaTheme="minorEastAsia" w:hAnsiTheme="minorHAnsi" w:cstheme="minorBidi"/>
+        <w:rFonts/>
         <w:sz w:val="22"/>
         <w:szCs w:val="22"/>
         <w:lang w:val="en-US" w:eastAsia="en-US" w:bidi="ar-SA"/>
@@ -927,6 +737,15 @@
     <w:name w:val="Normal"/>
     <w:qFormat/>
     <w:rsid w:val="00FC693F"/>
+    <w:pPr>
+      <w:spacing w:after="120" w:line="259" w:lineRule="auto"/>
+    </w:pPr>
+    <w:rPr>
+      <w:rFonts w:ascii="Times New Roman" w:hAnsi="Times New Roman"/>
+      <w:color w:val="000000"/>
+      <w:sz w:val="24"/>
+      <w:lang w:val="az-Latn-AZ"/>
+    </w:rPr>
   </w:style>
   <w:style w:type="paragraph" w:styleId="Header">
     <w:name w:val="header"/>
@@ -983,16 +802,17 @@
     <w:pPr>
       <w:keepNext/>
       <w:keepLines/>
-      <w:spacing w:before="480" w:after="0"/>
+      <w:spacing w:before="480" w:after="120" w:line="259" w:lineRule="auto"/>
       <w:outlineLvl w:val="0"/>
     </w:pPr>
     <w:rPr>
-      <w:rFonts w:asciiTheme="majorHAnsi" w:eastAsiaTheme="majorEastAsia" w:hAnsiTheme="majorHAnsi" w:cstheme="majorBidi"/>
+      <w:rFonts w:ascii="Times New Roman" w:hAnsi="Times New Roman"/>
       <w:b/>
       <w:bCs/>
-      <w:color w:val="365F91" w:themeColor="accent1" w:themeShade="BF"/>
-      <w:sz w:val="28"/>
+      <w:color w:val="000000"/>
+      <w:sz w:val="26"/>
       <w:szCs w:val="28"/>
+      <w:lang w:val="az-Latn-AZ"/>
     </w:rPr>
   </w:style>
   <w:style w:type="paragraph" w:styleId="Heading2">
@@ -1007,16 +827,17 @@
     <w:pPr>
       <w:keepNext/>
       <w:keepLines/>
-      <w:spacing w:before="200" w:after="0"/>
+      <w:spacing w:before="200" w:after="120" w:line="259" w:lineRule="auto"/>
       <w:outlineLvl w:val="1"/>
     </w:pPr>
     <w:rPr>
-      <w:rFonts w:asciiTheme="majorHAnsi" w:eastAsiaTheme="majorEastAsia" w:hAnsiTheme="majorHAnsi" w:cstheme="majorBidi"/>
+      <w:rFonts w:ascii="Times New Roman" w:hAnsi="Times New Roman"/>
       <w:b/>
       <w:bCs/>
-      <w:color w:val="4F81BD" w:themeColor="accent1"/>
+      <w:color w:val="000000"/>
       <w:sz w:val="26"/>
       <w:szCs w:val="26"/>
+      <w:lang w:val="az-Latn-AZ"/>
     </w:rPr>
   </w:style>
   <w:style w:type="paragraph" w:styleId="Heading3">
@@ -1035,7 +856,7 @@
       <w:outlineLvl w:val="2"/>
     </w:pPr>
     <w:rPr>
-      <w:rFonts w:asciiTheme="majorHAnsi" w:eastAsiaTheme="majorEastAsia" w:hAnsiTheme="majorHAnsi" w:cstheme="majorBidi"/>
+      <w:rFonts/>
       <w:b/>
       <w:bCs/>
       <w:color w:val="4F81BD" w:themeColor="accent1"/>
@@ -1058,7 +879,7 @@
       <w:outlineLvl w:val="3"/>
     </w:pPr>
     <w:rPr>
-      <w:rFonts w:asciiTheme="majorHAnsi" w:eastAsiaTheme="majorEastAsia" w:hAnsiTheme="majorHAnsi" w:cstheme="majorBidi"/>
+      <w:rFonts/>
       <w:b/>
       <w:bCs/>
       <w:i/>
@@ -1083,7 +904,7 @@
       <w:outlineLvl w:val="4"/>
     </w:pPr>
     <w:rPr>
-      <w:rFonts w:asciiTheme="majorHAnsi" w:eastAsiaTheme="majorEastAsia" w:hAnsiTheme="majorHAnsi" w:cstheme="majorBidi"/>
+      <w:rFonts/>
       <w:color w:val="243F60" w:themeColor="accent1" w:themeShade="7F"/>
     </w:rPr>
   </w:style>
@@ -1104,7 +925,7 @@
       <w:outlineLvl w:val="5"/>
     </w:pPr>
     <w:rPr>
-      <w:rFonts w:asciiTheme="majorHAnsi" w:eastAsiaTheme="majorEastAsia" w:hAnsiTheme="majorHAnsi" w:cstheme="majorBidi"/>
+      <w:rFonts/>
       <w:i/>
       <w:iCs/>
       <w:color w:val="243F60" w:themeColor="accent1" w:themeShade="7F"/>
@@ -1127,7 +948,7 @@
       <w:outlineLvl w:val="6"/>
     </w:pPr>
     <w:rPr>
-      <w:rFonts w:asciiTheme="majorHAnsi" w:eastAsiaTheme="majorEastAsia" w:hAnsiTheme="majorHAnsi" w:cstheme="majorBidi"/>
+      <w:rFonts/>
       <w:i/>
       <w:iCs/>
       <w:color w:val="404040" w:themeColor="text1" w:themeTint="BF"/>
@@ -1150,7 +971,7 @@
       <w:outlineLvl w:val="7"/>
     </w:pPr>
     <w:rPr>
-      <w:rFonts w:asciiTheme="majorHAnsi" w:eastAsiaTheme="majorEastAsia" w:hAnsiTheme="majorHAnsi" w:cstheme="majorBidi"/>
+      <w:rFonts/>
       <w:color w:val="4F81BD" w:themeColor="accent1"/>
       <w:sz w:val="20"/>
       <w:szCs w:val="20"/>
@@ -1173,7 +994,7 @@
       <w:outlineLvl w:val="8"/>
     </w:pPr>
     <w:rPr>
-      <w:rFonts w:asciiTheme="majorHAnsi" w:eastAsiaTheme="majorEastAsia" w:hAnsiTheme="majorHAnsi" w:cstheme="majorBidi"/>
+      <w:rFonts/>
       <w:i/>
       <w:iCs/>
       <w:color w:val="404040" w:themeColor="text1" w:themeTint="BF"/>
@@ -1224,7 +1045,7 @@
     <w:uiPriority w:val="9"/>
     <w:rsid w:val="00FC693F"/>
     <w:rPr>
-      <w:rFonts w:asciiTheme="majorHAnsi" w:eastAsiaTheme="majorEastAsia" w:hAnsiTheme="majorHAnsi" w:cstheme="majorBidi"/>
+      <w:rFonts/>
       <w:b/>
       <w:bCs/>
       <w:color w:val="365F91" w:themeColor="accent1" w:themeShade="BF"/>
@@ -1239,7 +1060,7 @@
     <w:uiPriority w:val="9"/>
     <w:rsid w:val="00FC693F"/>
     <w:rPr>
-      <w:rFonts w:asciiTheme="majorHAnsi" w:eastAsiaTheme="majorEastAsia" w:hAnsiTheme="majorHAnsi" w:cstheme="majorBidi"/>
+      <w:rFonts/>
       <w:b/>
       <w:bCs/>
       <w:color w:val="4F81BD" w:themeColor="accent1"/>
@@ -1254,7 +1075,7 @@
     <w:uiPriority w:val="9"/>
     <w:rsid w:val="00FC693F"/>
     <w:rPr>
-      <w:rFonts w:asciiTheme="majorHAnsi" w:eastAsiaTheme="majorEastAsia" w:hAnsiTheme="majorHAnsi" w:cstheme="majorBidi"/>
+      <w:rFonts/>
       <w:b/>
       <w:bCs/>
       <w:color w:val="4F81BD" w:themeColor="accent1"/>
@@ -1269,19 +1090,17 @@
     <w:qFormat/>
     <w:rsid w:val="00FC693F"/>
     <w:pPr>
-      <w:pBdr>
-        <w:bottom w:val="single" w:sz="8" w:space="4" w:color="4F81BD" w:themeColor="accent1"/>
-      </w:pBdr>
-      <w:spacing w:after="300" w:line="240" w:lineRule="auto"/>
+      <w:spacing w:after="120" w:line="259" w:lineRule="auto"/>
       <w:contextualSpacing/>
     </w:pPr>
     <w:rPr>
-      <w:rFonts w:asciiTheme="majorHAnsi" w:eastAsiaTheme="majorEastAsia" w:hAnsiTheme="majorHAnsi" w:cstheme="majorBidi"/>
-      <w:color w:val="17365D" w:themeColor="text2" w:themeShade="BF"/>
+      <w:rFonts w:ascii="Times New Roman" w:hAnsi="Times New Roman"/>
+      <w:color w:val="000000"/>
       <w:spacing w:val="5"/>
       <w:kern w:val="28"/>
-      <w:sz w:val="52"/>
+      <w:sz w:val="40"/>
       <w:szCs w:val="52"/>
+      <w:lang w:val="az-Latn-AZ"/>
     </w:rPr>
   </w:style>
   <w:style w:type="character" w:customStyle="1" w:styleId="TitleChar">
@@ -1291,7 +1110,7 @@
     <w:uiPriority w:val="10"/>
     <w:rsid w:val="00FC693F"/>
     <w:rPr>
-      <w:rFonts w:asciiTheme="majorHAnsi" w:eastAsiaTheme="majorEastAsia" w:hAnsiTheme="majorHAnsi" w:cstheme="majorBidi"/>
+      <w:rFonts/>
       <w:color w:val="17365D" w:themeColor="text2" w:themeShade="BF"/>
       <w:spacing w:val="5"/>
       <w:kern w:val="28"/>
@@ -1313,7 +1132,7 @@
       </w:numPr>
     </w:pPr>
     <w:rPr>
-      <w:rFonts w:asciiTheme="majorHAnsi" w:eastAsiaTheme="majorEastAsia" w:hAnsiTheme="majorHAnsi" w:cstheme="majorBidi"/>
+      <w:rFonts/>
       <w:i/>
       <w:iCs/>
       <w:color w:val="4F81BD" w:themeColor="accent1"/>
@@ -1329,7 +1148,7 @@
     <w:uiPriority w:val="11"/>
     <w:rsid w:val="00FC693F"/>
     <w:rPr>
-      <w:rFonts w:asciiTheme="majorHAnsi" w:eastAsiaTheme="majorEastAsia" w:hAnsiTheme="majorHAnsi" w:cstheme="majorBidi"/>
+      <w:rFonts/>
       <w:i/>
       <w:iCs/>
       <w:color w:val="4F81BD" w:themeColor="accent1"/>
@@ -1454,8 +1273,15 @@
       <w:numPr>
         <w:numId w:val="1"/>
       </w:numPr>
+      <w:spacing w:after="120" w:line="259" w:lineRule="auto"/>
       <w:contextualSpacing/>
     </w:pPr>
+    <w:rPr>
+      <w:rFonts w:ascii="Times New Roman" w:hAnsi="Times New Roman"/>
+      <w:color w:val="000000"/>
+      <w:sz w:val="24"/>
+      <w:lang w:val="az-Latn-AZ"/>
+    </w:rPr>
   </w:style>
   <w:style w:type="paragraph" w:styleId="ListBullet2">
     <w:name w:val="List Bullet 2"/>
@@ -1627,7 +1453,7 @@
     <w:semiHidden/>
     <w:rsid w:val="00FC693F"/>
     <w:rPr>
-      <w:rFonts w:asciiTheme="majorHAnsi" w:eastAsiaTheme="majorEastAsia" w:hAnsiTheme="majorHAnsi" w:cstheme="majorBidi"/>
+      <w:rFonts/>
       <w:b/>
       <w:bCs/>
       <w:i/>
@@ -1643,7 +1469,7 @@
     <w:semiHidden/>
     <w:rsid w:val="00FC693F"/>
     <w:rPr>
-      <w:rFonts w:asciiTheme="majorHAnsi" w:eastAsiaTheme="majorEastAsia" w:hAnsiTheme="majorHAnsi" w:cstheme="majorBidi"/>
+      <w:rFonts/>
       <w:color w:val="243F60" w:themeColor="accent1" w:themeShade="7F"/>
     </w:rPr>
   </w:style>
@@ -1655,7 +1481,7 @@
     <w:semiHidden/>
     <w:rsid w:val="00FC693F"/>
     <w:rPr>
-      <w:rFonts w:asciiTheme="majorHAnsi" w:eastAsiaTheme="majorEastAsia" w:hAnsiTheme="majorHAnsi" w:cstheme="majorBidi"/>
+      <w:rFonts/>
       <w:i/>
       <w:iCs/>
       <w:color w:val="243F60" w:themeColor="accent1" w:themeShade="7F"/>
@@ -1669,7 +1495,7 @@
     <w:semiHidden/>
     <w:rsid w:val="00FC693F"/>
     <w:rPr>
-      <w:rFonts w:asciiTheme="majorHAnsi" w:eastAsiaTheme="majorEastAsia" w:hAnsiTheme="majorHAnsi" w:cstheme="majorBidi"/>
+      <w:rFonts/>
       <w:i/>
       <w:iCs/>
       <w:color w:val="404040" w:themeColor="text1" w:themeTint="BF"/>
@@ -1683,7 +1509,7 @@
     <w:semiHidden/>
     <w:rsid w:val="00FC693F"/>
     <w:rPr>
-      <w:rFonts w:asciiTheme="majorHAnsi" w:eastAsiaTheme="majorEastAsia" w:hAnsiTheme="majorHAnsi" w:cstheme="majorBidi"/>
+      <w:rFonts/>
       <w:color w:val="4F81BD" w:themeColor="accent1"/>
       <w:sz w:val="20"/>
       <w:szCs w:val="20"/>
@@ -1697,7 +1523,7 @@
     <w:semiHidden/>
     <w:rsid w:val="00FC693F"/>
     <w:rPr>
-      <w:rFonts w:asciiTheme="majorHAnsi" w:eastAsiaTheme="majorEastAsia" w:hAnsiTheme="majorHAnsi" w:cstheme="majorBidi"/>
+      <w:rFonts/>
       <w:i/>
       <w:iCs/>
       <w:color w:val="404040" w:themeColor="text1" w:themeTint="BF"/>
@@ -1756,9 +1582,6 @@
     <w:qFormat/>
     <w:rsid w:val="00FC693F"/>
     <w:pPr>
-      <w:pBdr>
-        <w:bottom w:val="single" w:sz="4" w:space="4" w:color="4F81BD" w:themeColor="accent1"/>
-      </w:pBdr>
       <w:spacing w:before="200" w:after="280"/>
       <w:ind w:left="936" w:right="936"/>
     </w:pPr>
@@ -3286,7 +3109,7 @@
         <w:spacing w:before="0" w:after="0" w:line="240" w:lineRule="auto"/>
       </w:pPr>
       <w:rPr>
-        <w:rFonts w:asciiTheme="majorHAnsi" w:eastAsiaTheme="majorEastAsia" w:hAnsiTheme="majorHAnsi" w:cstheme="majorBidi"/>
+        <w:rFonts/>
         <w:b/>
         <w:bCs/>
       </w:rPr>
@@ -3307,7 +3130,7 @@
         <w:spacing w:before="0" w:after="0" w:line="240" w:lineRule="auto"/>
       </w:pPr>
       <w:rPr>
-        <w:rFonts w:asciiTheme="majorHAnsi" w:eastAsiaTheme="majorEastAsia" w:hAnsiTheme="majorHAnsi" w:cstheme="majorBidi"/>
+        <w:rFonts/>
         <w:b/>
         <w:bCs/>
       </w:rPr>
@@ -3325,14 +3148,14 @@
     </w:tblStylePr>
     <w:tblStylePr w:type="firstCol">
       <w:rPr>
-        <w:rFonts w:asciiTheme="majorHAnsi" w:eastAsiaTheme="majorEastAsia" w:hAnsiTheme="majorHAnsi" w:cstheme="majorBidi"/>
+        <w:rFonts/>
         <w:b/>
         <w:bCs/>
       </w:rPr>
     </w:tblStylePr>
     <w:tblStylePr w:type="lastCol">
       <w:rPr>
-        <w:rFonts w:asciiTheme="majorHAnsi" w:eastAsiaTheme="majorEastAsia" w:hAnsiTheme="majorHAnsi" w:cstheme="majorBidi"/>
+        <w:rFonts/>
         <w:b/>
         <w:bCs/>
       </w:rPr>
@@ -3416,7 +3239,7 @@
         <w:spacing w:before="0" w:after="0" w:line="240" w:lineRule="auto"/>
       </w:pPr>
       <w:rPr>
-        <w:rFonts w:asciiTheme="majorHAnsi" w:eastAsiaTheme="majorEastAsia" w:hAnsiTheme="majorHAnsi" w:cstheme="majorBidi"/>
+        <w:rFonts/>
         <w:b/>
         <w:bCs/>
       </w:rPr>
@@ -3437,7 +3260,7 @@
         <w:spacing w:before="0" w:after="0" w:line="240" w:lineRule="auto"/>
       </w:pPr>
       <w:rPr>
-        <w:rFonts w:asciiTheme="majorHAnsi" w:eastAsiaTheme="majorEastAsia" w:hAnsiTheme="majorHAnsi" w:cstheme="majorBidi"/>
+        <w:rFonts/>
         <w:b/>
         <w:bCs/>
       </w:rPr>
@@ -3455,14 +3278,14 @@
     </w:tblStylePr>
     <w:tblStylePr w:type="firstCol">
       <w:rPr>
-        <w:rFonts w:asciiTheme="majorHAnsi" w:eastAsiaTheme="majorEastAsia" w:hAnsiTheme="majorHAnsi" w:cstheme="majorBidi"/>
+        <w:rFonts/>
         <w:b/>
         <w:bCs/>
       </w:rPr>
     </w:tblStylePr>
     <w:tblStylePr w:type="lastCol">
       <w:rPr>
-        <w:rFonts w:asciiTheme="majorHAnsi" w:eastAsiaTheme="majorEastAsia" w:hAnsiTheme="majorHAnsi" w:cstheme="majorBidi"/>
+        <w:rFonts/>
         <w:b/>
         <w:bCs/>
       </w:rPr>
@@ -3546,7 +3369,7 @@
         <w:spacing w:before="0" w:after="0" w:line="240" w:lineRule="auto"/>
       </w:pPr>
       <w:rPr>
-        <w:rFonts w:asciiTheme="majorHAnsi" w:eastAsiaTheme="majorEastAsia" w:hAnsiTheme="majorHAnsi" w:cstheme="majorBidi"/>
+        <w:rFonts/>
         <w:b/>
         <w:bCs/>
       </w:rPr>
@@ -3567,7 +3390,7 @@
         <w:spacing w:before="0" w:after="0" w:line="240" w:lineRule="auto"/>
       </w:pPr>
       <w:rPr>
-        <w:rFonts w:asciiTheme="majorHAnsi" w:eastAsiaTheme="majorEastAsia" w:hAnsiTheme="majorHAnsi" w:cstheme="majorBidi"/>
+        <w:rFonts/>
         <w:b/>
         <w:bCs/>
       </w:rPr>
@@ -3585,14 +3408,14 @@
     </w:tblStylePr>
     <w:tblStylePr w:type="firstCol">
       <w:rPr>
-        <w:rFonts w:asciiTheme="majorHAnsi" w:eastAsiaTheme="majorEastAsia" w:hAnsiTheme="majorHAnsi" w:cstheme="majorBidi"/>
+        <w:rFonts/>
         <w:b/>
         <w:bCs/>
       </w:rPr>
     </w:tblStylePr>
     <w:tblStylePr w:type="lastCol">
       <w:rPr>
-        <w:rFonts w:asciiTheme="majorHAnsi" w:eastAsiaTheme="majorEastAsia" w:hAnsiTheme="majorHAnsi" w:cstheme="majorBidi"/>
+        <w:rFonts/>
         <w:b/>
         <w:bCs/>
       </w:rPr>
@@ -3676,7 +3499,7 @@
         <w:spacing w:before="0" w:after="0" w:line="240" w:lineRule="auto"/>
       </w:pPr>
       <w:rPr>
-        <w:rFonts w:asciiTheme="majorHAnsi" w:eastAsiaTheme="majorEastAsia" w:hAnsiTheme="majorHAnsi" w:cstheme="majorBidi"/>
+        <w:rFonts/>
         <w:b/>
         <w:bCs/>
       </w:rPr>
@@ -3697,7 +3520,7 @@
         <w:spacing w:before="0" w:after="0" w:line="240" w:lineRule="auto"/>
       </w:pPr>
       <w:rPr>
-        <w:rFonts w:asciiTheme="majorHAnsi" w:eastAsiaTheme="majorEastAsia" w:hAnsiTheme="majorHAnsi" w:cstheme="majorBidi"/>
+        <w:rFonts/>
         <w:b/>
         <w:bCs/>
       </w:rPr>
@@ -3715,14 +3538,14 @@
     </w:tblStylePr>
     <w:tblStylePr w:type="firstCol">
       <w:rPr>
-        <w:rFonts w:asciiTheme="majorHAnsi" w:eastAsiaTheme="majorEastAsia" w:hAnsiTheme="majorHAnsi" w:cstheme="majorBidi"/>
+        <w:rFonts/>
         <w:b/>
         <w:bCs/>
       </w:rPr>
     </w:tblStylePr>
     <w:tblStylePr w:type="lastCol">
       <w:rPr>
-        <w:rFonts w:asciiTheme="majorHAnsi" w:eastAsiaTheme="majorEastAsia" w:hAnsiTheme="majorHAnsi" w:cstheme="majorBidi"/>
+        <w:rFonts/>
         <w:b/>
         <w:bCs/>
       </w:rPr>
@@ -3806,7 +3629,7 @@
         <w:spacing w:before="0" w:after="0" w:line="240" w:lineRule="auto"/>
       </w:pPr>
       <w:rPr>
-        <w:rFonts w:asciiTheme="majorHAnsi" w:eastAsiaTheme="majorEastAsia" w:hAnsiTheme="majorHAnsi" w:cstheme="majorBidi"/>
+        <w:rFonts/>
         <w:b/>
         <w:bCs/>
       </w:rPr>
@@ -3827,7 +3650,7 @@
         <w:spacing w:before="0" w:after="0" w:line="240" w:lineRule="auto"/>
       </w:pPr>
       <w:rPr>
-        <w:rFonts w:asciiTheme="majorHAnsi" w:eastAsiaTheme="majorEastAsia" w:hAnsiTheme="majorHAnsi" w:cstheme="majorBidi"/>
+        <w:rFonts/>
         <w:b/>
         <w:bCs/>
       </w:rPr>
@@ -3845,14 +3668,14 @@
     </w:tblStylePr>
     <w:tblStylePr w:type="firstCol">
       <w:rPr>
-        <w:rFonts w:asciiTheme="majorHAnsi" w:eastAsiaTheme="majorEastAsia" w:hAnsiTheme="majorHAnsi" w:cstheme="majorBidi"/>
+        <w:rFonts/>
         <w:b/>
         <w:bCs/>
       </w:rPr>
     </w:tblStylePr>
     <w:tblStylePr w:type="lastCol">
       <w:rPr>
-        <w:rFonts w:asciiTheme="majorHAnsi" w:eastAsiaTheme="majorEastAsia" w:hAnsiTheme="majorHAnsi" w:cstheme="majorBidi"/>
+        <w:rFonts/>
         <w:b/>
         <w:bCs/>
       </w:rPr>
@@ -3936,7 +3759,7 @@
         <w:spacing w:before="0" w:after="0" w:line="240" w:lineRule="auto"/>
       </w:pPr>
       <w:rPr>
-        <w:rFonts w:asciiTheme="majorHAnsi" w:eastAsiaTheme="majorEastAsia" w:hAnsiTheme="majorHAnsi" w:cstheme="majorBidi"/>
+        <w:rFonts/>
         <w:b/>
         <w:bCs/>
       </w:rPr>
@@ -3957,7 +3780,7 @@
         <w:spacing w:before="0" w:after="0" w:line="240" w:lineRule="auto"/>
       </w:pPr>
       <w:rPr>
-        <w:rFonts w:asciiTheme="majorHAnsi" w:eastAsiaTheme="majorEastAsia" w:hAnsiTheme="majorHAnsi" w:cstheme="majorBidi"/>
+        <w:rFonts/>
         <w:b/>
         <w:bCs/>
       </w:rPr>
@@ -3975,14 +3798,14 @@
     </w:tblStylePr>
     <w:tblStylePr w:type="firstCol">
       <w:rPr>
-        <w:rFonts w:asciiTheme="majorHAnsi" w:eastAsiaTheme="majorEastAsia" w:hAnsiTheme="majorHAnsi" w:cstheme="majorBidi"/>
+        <w:rFonts/>
         <w:b/>
         <w:bCs/>
       </w:rPr>
     </w:tblStylePr>
     <w:tblStylePr w:type="lastCol">
       <w:rPr>
-        <w:rFonts w:asciiTheme="majorHAnsi" w:eastAsiaTheme="majorEastAsia" w:hAnsiTheme="majorHAnsi" w:cstheme="majorBidi"/>
+        <w:rFonts/>
         <w:b/>
         <w:bCs/>
       </w:rPr>
@@ -4066,7 +3889,7 @@
         <w:spacing w:before="0" w:after="0" w:line="240" w:lineRule="auto"/>
       </w:pPr>
       <w:rPr>
-        <w:rFonts w:asciiTheme="majorHAnsi" w:eastAsiaTheme="majorEastAsia" w:hAnsiTheme="majorHAnsi" w:cstheme="majorBidi"/>
+        <w:rFonts/>
         <w:b/>
         <w:bCs/>
       </w:rPr>
@@ -4087,7 +3910,7 @@
         <w:spacing w:before="0" w:after="0" w:line="240" w:lineRule="auto"/>
       </w:pPr>
       <w:rPr>
-        <w:rFonts w:asciiTheme="majorHAnsi" w:eastAsiaTheme="majorEastAsia" w:hAnsiTheme="majorHAnsi" w:cstheme="majorBidi"/>
+        <w:rFonts/>
         <w:b/>
         <w:bCs/>
       </w:rPr>
@@ -4105,14 +3928,14 @@
     </w:tblStylePr>
     <w:tblStylePr w:type="firstCol">
       <w:rPr>
-        <w:rFonts w:asciiTheme="majorHAnsi" w:eastAsiaTheme="majorEastAsia" w:hAnsiTheme="majorHAnsi" w:cstheme="majorBidi"/>
+        <w:rFonts/>
         <w:b/>
         <w:bCs/>
       </w:rPr>
     </w:tblStylePr>
     <w:tblStylePr w:type="lastCol">
       <w:rPr>
-        <w:rFonts w:asciiTheme="majorHAnsi" w:eastAsiaTheme="majorEastAsia" w:hAnsiTheme="majorHAnsi" w:cstheme="majorBidi"/>
+        <w:rFonts/>
         <w:b/>
         <w:bCs/>
       </w:rPr>
@@ -5977,7 +5800,7 @@
     </w:tblPr>
     <w:tblStylePr w:type="firstRow">
       <w:rPr>
-        <w:rFonts w:asciiTheme="majorHAnsi" w:eastAsiaTheme="majorEastAsia" w:hAnsiTheme="majorHAnsi" w:cstheme="majorBidi"/>
+        <w:rFonts/>
       </w:rPr>
       <w:tblPr/>
       <w:tcPr>
@@ -6061,7 +5884,7 @@
     </w:tblPr>
     <w:tblStylePr w:type="firstRow">
       <w:rPr>
-        <w:rFonts w:asciiTheme="majorHAnsi" w:eastAsiaTheme="majorEastAsia" w:hAnsiTheme="majorHAnsi" w:cstheme="majorBidi"/>
+        <w:rFonts/>
       </w:rPr>
       <w:tblPr/>
       <w:tcPr>
@@ -6145,7 +5968,7 @@
     </w:tblPr>
     <w:tblStylePr w:type="firstRow">
       <w:rPr>
-        <w:rFonts w:asciiTheme="majorHAnsi" w:eastAsiaTheme="majorEastAsia" w:hAnsiTheme="majorHAnsi" w:cstheme="majorBidi"/>
+        <w:rFonts/>
       </w:rPr>
       <w:tblPr/>
       <w:tcPr>
@@ -6229,7 +6052,7 @@
     </w:tblPr>
     <w:tblStylePr w:type="firstRow">
       <w:rPr>
-        <w:rFonts w:asciiTheme="majorHAnsi" w:eastAsiaTheme="majorEastAsia" w:hAnsiTheme="majorHAnsi" w:cstheme="majorBidi"/>
+        <w:rFonts/>
       </w:rPr>
       <w:tblPr/>
       <w:tcPr>
@@ -6313,7 +6136,7 @@
     </w:tblPr>
     <w:tblStylePr w:type="firstRow">
       <w:rPr>
-        <w:rFonts w:asciiTheme="majorHAnsi" w:eastAsiaTheme="majorEastAsia" w:hAnsiTheme="majorHAnsi" w:cstheme="majorBidi"/>
+        <w:rFonts/>
       </w:rPr>
       <w:tblPr/>
       <w:tcPr>
@@ -6397,7 +6220,7 @@
     </w:tblPr>
     <w:tblStylePr w:type="firstRow">
       <w:rPr>
-        <w:rFonts w:asciiTheme="majorHAnsi" w:eastAsiaTheme="majorEastAsia" w:hAnsiTheme="majorHAnsi" w:cstheme="majorBidi"/>
+        <w:rFonts/>
       </w:rPr>
       <w:tblPr/>
       <w:tcPr>
@@ -6481,7 +6304,7 @@
     </w:tblPr>
     <w:tblStylePr w:type="firstRow">
       <w:rPr>
-        <w:rFonts w:asciiTheme="majorHAnsi" w:eastAsiaTheme="majorEastAsia" w:hAnsiTheme="majorHAnsi" w:cstheme="majorBidi"/>
+        <w:rFonts/>
       </w:rPr>
       <w:tblPr/>
       <w:tcPr>
@@ -6546,7 +6369,7 @@
       <w:spacing w:after="0" w:line="240" w:lineRule="auto"/>
     </w:pPr>
     <w:rPr>
-      <w:rFonts w:asciiTheme="majorHAnsi" w:eastAsiaTheme="majorEastAsia" w:hAnsiTheme="majorHAnsi" w:cstheme="majorBidi"/>
+      <w:rFonts/>
       <w:color w:val="000000" w:themeColor="text1"/>
     </w:rPr>
     <w:tblPr>
@@ -6674,7 +6497,7 @@
       <w:spacing w:after="0" w:line="240" w:lineRule="auto"/>
     </w:pPr>
     <w:rPr>
-      <w:rFonts w:asciiTheme="majorHAnsi" w:eastAsiaTheme="majorEastAsia" w:hAnsiTheme="majorHAnsi" w:cstheme="majorBidi"/>
+      <w:rFonts/>
       <w:color w:val="000000" w:themeColor="text1"/>
     </w:rPr>
     <w:tblPr>
@@ -6802,7 +6625,7 @@
       <w:spacing w:after="0" w:line="240" w:lineRule="auto"/>
     </w:pPr>
     <w:rPr>
-      <w:rFonts w:asciiTheme="majorHAnsi" w:eastAsiaTheme="majorEastAsia" w:hAnsiTheme="majorHAnsi" w:cstheme="majorBidi"/>
+      <w:rFonts/>
       <w:color w:val="000000" w:themeColor="text1"/>
     </w:rPr>
     <w:tblPr>
@@ -6930,7 +6753,7 @@
       <w:spacing w:after="0" w:line="240" w:lineRule="auto"/>
     </w:pPr>
     <w:rPr>
-      <w:rFonts w:asciiTheme="majorHAnsi" w:eastAsiaTheme="majorEastAsia" w:hAnsiTheme="majorHAnsi" w:cstheme="majorBidi"/>
+      <w:rFonts/>
       <w:color w:val="000000" w:themeColor="text1"/>
     </w:rPr>
     <w:tblPr>
@@ -7058,7 +6881,7 @@
       <w:spacing w:after="0" w:line="240" w:lineRule="auto"/>
     </w:pPr>
     <w:rPr>
-      <w:rFonts w:asciiTheme="majorHAnsi" w:eastAsiaTheme="majorEastAsia" w:hAnsiTheme="majorHAnsi" w:cstheme="majorBidi"/>
+      <w:rFonts/>
       <w:color w:val="000000" w:themeColor="text1"/>
     </w:rPr>
     <w:tblPr>
@@ -7186,7 +7009,7 @@
       <w:spacing w:after="0" w:line="240" w:lineRule="auto"/>
     </w:pPr>
     <w:rPr>
-      <w:rFonts w:asciiTheme="majorHAnsi" w:eastAsiaTheme="majorEastAsia" w:hAnsiTheme="majorHAnsi" w:cstheme="majorBidi"/>
+      <w:rFonts/>
       <w:color w:val="000000" w:themeColor="text1"/>
     </w:rPr>
     <w:tblPr>
@@ -7314,7 +7137,7 @@
       <w:spacing w:after="0" w:line="240" w:lineRule="auto"/>
     </w:pPr>
     <w:rPr>
-      <w:rFonts w:asciiTheme="majorHAnsi" w:eastAsiaTheme="majorEastAsia" w:hAnsiTheme="majorHAnsi" w:cstheme="majorBidi"/>
+      <w:rFonts/>
       <w:color w:val="000000" w:themeColor="text1"/>
     </w:rPr>
     <w:tblPr>
@@ -7953,7 +7776,7 @@
       <w:spacing w:after="0" w:line="240" w:lineRule="auto"/>
     </w:pPr>
     <w:rPr>
-      <w:rFonts w:asciiTheme="majorHAnsi" w:eastAsiaTheme="majorEastAsia" w:hAnsiTheme="majorHAnsi" w:cstheme="majorBidi"/>
+      <w:rFonts/>
       <w:color w:val="000000" w:themeColor="text1"/>
     </w:rPr>
     <w:tblPr>
@@ -8078,7 +7901,7 @@
       <w:spacing w:after="0" w:line="240" w:lineRule="auto"/>
     </w:pPr>
     <w:rPr>
-      <w:rFonts w:asciiTheme="majorHAnsi" w:eastAsiaTheme="majorEastAsia" w:hAnsiTheme="majorHAnsi" w:cstheme="majorBidi"/>
+      <w:rFonts/>
       <w:color w:val="000000" w:themeColor="text1"/>
     </w:rPr>
     <w:tblPr>
@@ -8203,7 +8026,7 @@
       <w:spacing w:after="0" w:line="240" w:lineRule="auto"/>
     </w:pPr>
     <w:rPr>
-      <w:rFonts w:asciiTheme="majorHAnsi" w:eastAsiaTheme="majorEastAsia" w:hAnsiTheme="majorHAnsi" w:cstheme="majorBidi"/>
+      <w:rFonts/>
       <w:color w:val="000000" w:themeColor="text1"/>
     </w:rPr>
     <w:tblPr>
@@ -8328,7 +8151,7 @@
       <w:spacing w:after="0" w:line="240" w:lineRule="auto"/>
     </w:pPr>
     <w:rPr>
-      <w:rFonts w:asciiTheme="majorHAnsi" w:eastAsiaTheme="majorEastAsia" w:hAnsiTheme="majorHAnsi" w:cstheme="majorBidi"/>
+      <w:rFonts/>
       <w:color w:val="000000" w:themeColor="text1"/>
     </w:rPr>
     <w:tblPr>
@@ -8453,7 +8276,7 @@
       <w:spacing w:after="0" w:line="240" w:lineRule="auto"/>
     </w:pPr>
     <w:rPr>
-      <w:rFonts w:asciiTheme="majorHAnsi" w:eastAsiaTheme="majorEastAsia" w:hAnsiTheme="majorHAnsi" w:cstheme="majorBidi"/>
+      <w:rFonts/>
       <w:color w:val="000000" w:themeColor="text1"/>
     </w:rPr>
     <w:tblPr>
@@ -8578,7 +8401,7 @@
       <w:spacing w:after="0" w:line="240" w:lineRule="auto"/>
     </w:pPr>
     <w:rPr>
-      <w:rFonts w:asciiTheme="majorHAnsi" w:eastAsiaTheme="majorEastAsia" w:hAnsiTheme="majorHAnsi" w:cstheme="majorBidi"/>
+      <w:rFonts/>
       <w:color w:val="000000" w:themeColor="text1"/>
     </w:rPr>
     <w:tblPr>
@@ -8703,7 +8526,7 @@
       <w:spacing w:after="0" w:line="240" w:lineRule="auto"/>
     </w:pPr>
     <w:rPr>
-      <w:rFonts w:asciiTheme="majorHAnsi" w:eastAsiaTheme="majorEastAsia" w:hAnsiTheme="majorHAnsi" w:cstheme="majorBidi"/>
+      <w:rFonts/>
       <w:color w:val="000000" w:themeColor="text1"/>
     </w:rPr>
     <w:tblPr>

--- a/az/discovery-articles/6.25 Velosiped.docx
+++ b/az/discovery-articles/6.25 Velosiped.docx
@@ -120,7 +120,7 @@
         <w:widowControl/>
       </w:pPr>
       <w:r>
-        <w:t>Kim kəşf edib və ya yaradıb</w:t>
+        <w:t xml:space="preserve">Kim yaradıb</w:t>
       </w:r>
     </w:p>
     <w:p>
@@ -217,7 +217,7 @@
         <w:rPr>
           <w:sz w:val="20"/>
         </w:rPr>
-        <w:t>A Kitablar və əsas elmi əsərlər</w:t>
+        <w:t>Kitablar və əsas elmi əsərlər</w:t>
       </w:r>
     </w:p>
     <w:p>
@@ -240,7 +240,7 @@
         <w:rPr>
           <w:sz w:val="20"/>
         </w:rPr>
-        <w:t>C Qurumların materialları və ensiklopedik mənbələr</w:t>
+        <w:t>Qurumların materialları və ensiklopedik mənbələr</w:t>
       </w:r>
     </w:p>
     <w:p>
@@ -300,7 +300,7 @@
         <w:rPr>
           <w:sz w:val="20"/>
         </w:rPr>
-        <w:t>D Muzey arxiv və kitabxana materialları</w:t>
+        <w:t>Muzey arxiv və kitabxana materialları</w:t>
       </w:r>
     </w:p>
     <w:p>
